--- a/public/templates/contratos/leasing/anexos/ANEXO X – TERMO DE CORRESPONSABILIDADE FINANCEIRA.docx
+++ b/public/templates/contratos/leasing/anexos/ANEXO X – TERMO DE CORRESPONSABILIDADE FINANCEIRA.docx
@@ -98,16 +98,43 @@
           <w:lang w:val="en-BR"/>
         </w:rPr>
       </w:pPr>
+      <w:r>
+        <w:rPr>
+          <w:b/>
+          <w:bCs/>
+          <w:lang w:val="en-BR"/>
+        </w:rPr>
+        <w:t>IDENTIFICAÇÃO DO CONTRATO PRINCIPAL</w:t>
+      </w:r>
     </w:p>
     <w:p>
       <w:pPr>
         <w:spacing w:before="100" w:beforeAutospacing="1" w:after="100" w:afterAutospacing="1"/>
-        <w:outlineLvl w:val="1"/>
+        <w:rPr>
+          <w:lang w:val="en-BR"/>
+        </w:rPr>
+      </w:pPr>
+      <w:r>
         <w:rPr>
           <w:b/>
           <w:bCs/>
           <w:lang w:val="en-BR"/>
         </w:rPr>
+        <w:t>CONTRATO:</w:t>
+      </w:r>
+      <w:r>
+        <w:rPr>
+          <w:lang w:val="en-BR"/>
+        </w:rPr>
+        <w:t xml:space="preserve"> Contrato de Leasing Operacional de Sistema Fotovoltaico</w:t>
+      </w:r>
+    </w:p>
+    <w:p>
+      <w:pPr>
+        <w:spacing w:before="100" w:beforeAutospacing="1" w:after="100" w:afterAutospacing="1"/>
+        <w:rPr>
+          <w:lang w:val="en-BR"/>
+        </w:rPr>
       </w:pPr>
       <w:r>
         <w:rPr>
@@ -115,7 +142,13 @@
           <w:bCs/>
           <w:lang w:val="en-BR"/>
         </w:rPr>
-        <w:t>IDENTIFICAÇÃO DO CONTRATO PRINCIPAL</w:t>
+        <w:t>CONTRATANTE:</w:t>
+      </w:r>
+      <w:r>
+        <w:rPr>
+          <w:lang w:val="en-BR"/>
+        </w:rPr>
+        <w:t xml:space="preserve"> {{nomeCompleto}} – CPF {{cpfCnpj}}</w:t>
       </w:r>
     </w:p>
     <w:p>
@@ -131,13 +164,33 @@
           <w:bCs/>
           <w:lang w:val="en-BR"/>
         </w:rPr>
-        <w:t>CONTRATO:</w:t>
-      </w:r>
-      <w:r>
-        <w:rPr>
-          <w:lang w:val="en-BR"/>
-        </w:rPr>
-        <w:t xml:space="preserve"> Contrato de Leasing Operacional de Sistema Fotovoltaico</w:t>
+        <w:t>SOLARINVEST</w:t>
+      </w:r>
+      <w:r>
+        <w:rPr>
+          <w:b/>
+          <w:bCs/>
+          <w:lang w:val="en-BR"/>
+        </w:rPr>
+        <w:t>:</w:t>
+      </w:r>
+      <w:r>
+        <w:rPr>
+          <w:lang w:val="en-BR"/>
+        </w:rPr>
+        <w:t xml:space="preserve"> </w:t>
+      </w:r>
+      <w:r>
+        <w:t>LEANDRO LIMA RIBEIRO FRANCA 60434015</w:t>
+      </w:r>
+      <w:r>
+        <w:t>/</w:t>
+      </w:r>
+      <w:r>
+        <w:rPr>
+          <w:lang w:val="en-BR"/>
+        </w:rPr>
+        <w:t>60.434.015/0001-90</w:t>
       </w:r>
     </w:p>
     <w:p>
@@ -153,35 +206,32 @@
           <w:bCs/>
           <w:lang w:val="en-BR"/>
         </w:rPr>
-        <w:t>CONTRATADA:</w:t>
-      </w:r>
-      <w:r>
-        <w:rPr>
-          <w:lang w:val="en-BR"/>
-        </w:rPr>
-        <w:t xml:space="preserve"> LEANDRO LIMA RIBEIRO FRANCA – CNPJ nº 60.434.015/0001-90</w:t>
+        <w:t>ENDEREÇO DA UNIDADE CONSUMIDORA:</w:t>
+      </w:r>
+      <w:r>
+        <w:rPr>
+          <w:lang w:val="en-BR"/>
+        </w:rPr>
+        <w:t xml:space="preserve"> {{enderecoCompleto}}</w:t>
       </w:r>
     </w:p>
     <w:p>
       <w:pPr>
         <w:spacing w:before="100" w:beforeAutospacing="1" w:after="100" w:afterAutospacing="1"/>
-        <w:rPr>
-          <w:lang w:val="en-BR"/>
-        </w:rPr>
-      </w:pPr>
-      <w:r>
+        <w:outlineLvl w:val="1"/>
         <w:rPr>
           <w:b/>
           <w:bCs/>
           <w:lang w:val="en-BR"/>
         </w:rPr>
-        <w:t>CONTRATANTE:</w:t>
-      </w:r>
-      <w:r>
-        <w:rPr>
-          <w:lang w:val="en-BR"/>
-        </w:rPr>
-        <w:t xml:space="preserve"> {{nomeCompleto}} – CPF {{cpfCnpj}}</w:t>
+      </w:pPr>
+      <w:r>
+        <w:rPr>
+          <w:b/>
+          <w:bCs/>
+          <w:lang w:val="en-BR"/>
+        </w:rPr>
+        <w:t>IDENTIFICAÇÃO DO CORRESPONSÁVEL FINANCEIRO</w:t>
       </w:r>
     </w:p>
     <w:p>
@@ -193,47 +243,151 @@
       </w:pPr>
       <w:r>
         <w:rPr>
+          <w:lang w:val="en-BR"/>
+        </w:rPr>
+        <w:t>{{nomeCorresponsavel}}</w:t>
+      </w:r>
+      <w:r>
+        <w:rPr>
+          <w:lang w:val="en-BR"/>
+        </w:rPr>
+        <w:t xml:space="preserve">, </w:t>
+      </w:r>
+      <w:r>
+        <w:rPr>
+          <w:lang w:val="en-BR"/>
+        </w:rPr>
+        <w:t>{{nacionalidadeCorresponsavel}}</w:t>
+      </w:r>
+      <w:r>
+        <w:rPr>
+          <w:lang w:val="en-BR"/>
+        </w:rPr>
+        <w:t xml:space="preserve">, </w:t>
+      </w:r>
+      <w:r>
+        <w:t>{{nacionalidade</w:t>
+      </w:r>
+      <w:r>
+        <w:t>Corresponsavel</w:t>
+      </w:r>
+      <w:r>
+        <w:t xml:space="preserve">}}, </w:t>
+      </w:r>
+      <w:r>
+        <w:rPr>
+          <w:lang w:val="en-BR"/>
+        </w:rPr>
+        <w:t>{{estadoCivilCorresponsavel}}</w:t>
+      </w:r>
+      <w:r>
+        <w:t xml:space="preserve">, inscrito(a) no CPF sob o nº </w:t>
+      </w:r>
+      <w:r>
+        <w:rPr>
+          <w:lang w:val="en-BR"/>
+        </w:rPr>
+        <w:t>{{cpfCorresponsavel}}</w:t>
+      </w:r>
+      <w:r>
+        <w:rPr>
+          <w:lang w:val="en-BR"/>
+        </w:rPr>
+        <w:t xml:space="preserve">, </w:t>
+      </w:r>
+      <w:r>
+        <w:t xml:space="preserve">residente e domiciliado(a) na </w:t>
+      </w:r>
+      <w:r>
+        <w:rPr>
+          <w:lang w:val="en-BR"/>
+        </w:rPr>
+        <w:t>{{enderecoCorresponsavel}}</w:t>
+      </w:r>
+      <w:r>
+        <w:t>, doravante denominado(a)</w:t>
+      </w:r>
+      <w:r>
+        <w:t xml:space="preserve"> </w:t>
+      </w:r>
+      <w:r>
+        <w:rPr>
           <w:b/>
           <w:bCs/>
           <w:lang w:val="en-BR"/>
         </w:rPr>
-        <w:t>ENDEREÇO DA UNIDADE CONSUMIDORA:</w:t>
-      </w:r>
-      <w:r>
-        <w:rPr>
-          <w:lang w:val="en-BR"/>
-        </w:rPr>
-        <w:t xml:space="preserve"> {{enderecoCompleto}}</w:t>
+        <w:t>CORRESPONSÁVEL FINANCEIRO</w:t>
+      </w:r>
+      <w:r>
+        <w:rPr>
+          <w:b/>
+          <w:bCs/>
+          <w:lang w:val="en-BR"/>
+        </w:rPr>
+        <w:br/>
       </w:r>
     </w:p>
     <w:p>
       <w:pPr>
         <w:spacing w:before="100" w:beforeAutospacing="1" w:after="100" w:afterAutospacing="1"/>
-        <w:outlineLvl w:val="1"/>
+        <w:rPr>
+          <w:lang w:val="en-BR"/>
+        </w:rPr>
+      </w:pPr>
+      <w:r>
         <w:rPr>
           <w:b/>
           <w:bCs/>
           <w:lang w:val="en-BR"/>
         </w:rPr>
-      </w:pPr>
+        <w:t>E-MAIL:</w:t>
+      </w:r>
+      <w:r>
+        <w:rPr>
+          <w:lang w:val="en-BR"/>
+        </w:rPr>
+        <w:t xml:space="preserve"> {{emailCorresponsavel}}</w:t>
+      </w:r>
     </w:p>
     <w:p>
       <w:pPr>
         <w:spacing w:before="100" w:beforeAutospacing="1" w:after="100" w:afterAutospacing="1"/>
-        <w:outlineLvl w:val="1"/>
+        <w:rPr>
+          <w:lang w:val="en-BR"/>
+        </w:rPr>
+      </w:pPr>
+      <w:r>
         <w:rPr>
           <w:b/>
           <w:bCs/>
           <w:lang w:val="en-BR"/>
         </w:rPr>
-      </w:pPr>
-      <w:r>
+        <w:t>TELEFONE:</w:t>
+      </w:r>
+      <w:r>
+        <w:rPr>
+          <w:lang w:val="en-BR"/>
+        </w:rPr>
+        <w:t xml:space="preserve"> {{telefoneCorresponsavel}}</w:t>
+      </w:r>
+    </w:p>
+    <w:p>
+      <w:pPr>
+        <w:spacing w:before="100" w:beforeAutospacing="1" w:after="100" w:afterAutospacing="1"/>
+        <w:outlineLvl w:val="1"/>
         <w:rPr>
           <w:b/>
           <w:bCs/>
           <w:lang w:val="en-BR"/>
         </w:rPr>
-        <w:t>IDENTIFICAÇÃO DO CORRESPONSÁVEL FINANCEIRO</w:t>
+      </w:pPr>
+      <w:r>
+        <w:rPr>
+          <w:b/>
+          <w:bCs/>
+          <w:lang w:val="en-BR"/>
+        </w:rPr>
+        <w:t>CLÁUSULA 1 – DO OBJETO DA CORRESPONSABILIDADE</w:t>
       </w:r>
     </w:p>
     <w:p>
@@ -247,61 +401,7 @@
         <w:rPr>
           <w:lang w:val="en-BR"/>
         </w:rPr>
-        <w:t>{{nomeCorresponsavel}}</w:t>
-      </w:r>
-      <w:r>
-        <w:rPr>
-          <w:lang w:val="en-BR"/>
-        </w:rPr>
-        <w:t xml:space="preserve">, </w:t>
-      </w:r>
-      <w:r>
-        <w:rPr>
-          <w:lang w:val="en-BR"/>
-        </w:rPr>
-        <w:t>{{nacionalidadeCorresponsavel}}</w:t>
-      </w:r>
-      <w:r>
-        <w:rPr>
-          <w:lang w:val="en-BR"/>
-        </w:rPr>
-        <w:t xml:space="preserve">, </w:t>
-      </w:r>
-      <w:r>
-        <w:rPr>
-          <w:lang w:val="en-BR"/>
-        </w:rPr>
-        <w:t>{{estadoCivilCorresponsavel}}</w:t>
-      </w:r>
-      <w:r>
-        <w:t xml:space="preserve">, inscrito(a) no CPF sob o nº </w:t>
-      </w:r>
-      <w:r>
-        <w:rPr>
-          <w:lang w:val="en-BR"/>
-        </w:rPr>
-        <w:t>{{cpfCorresponsavel}}</w:t>
-      </w:r>
-      <w:r>
-        <w:rPr>
-          <w:lang w:val="en-BR"/>
-        </w:rPr>
-        <w:t xml:space="preserve">, </w:t>
-      </w:r>
-      <w:r>
-        <w:t xml:space="preserve">residente e domiciliado(a) na </w:t>
-      </w:r>
-      <w:r>
-        <w:rPr>
-          <w:lang w:val="en-BR"/>
-        </w:rPr>
-        <w:t>{{enderecoCorresponsavel}}</w:t>
-      </w:r>
-      <w:r>
-        <w:t>, doravante denominado(a)</w:t>
-      </w:r>
-      <w:r>
-        <w:t xml:space="preserve"> </w:t>
+        <w:t xml:space="preserve">1.1. O presente Termo tem por objeto a assunção, pelo CORRESPONSÁVEL FINANCEIRO, de </w:t>
       </w:r>
       <w:r>
         <w:rPr>
@@ -309,7 +409,27 @@
           <w:bCs/>
           <w:lang w:val="en-BR"/>
         </w:rPr>
-        <w:t>CORRESPONSÁVEL FINANCEIRO</w:t>
+        <w:t>responsabilidade solidária</w:t>
+      </w:r>
+      <w:r>
+        <w:rPr>
+          <w:lang w:val="en-BR"/>
+        </w:rPr>
+        <w:t xml:space="preserve"> por todas as obrigações financeiras assumidas pelo CONTRATANTE no âmbito do contrato principal.</w:t>
+      </w:r>
+    </w:p>
+    <w:p>
+      <w:pPr>
+        <w:spacing w:before="100" w:beforeAutospacing="1" w:after="100" w:afterAutospacing="1"/>
+        <w:rPr>
+          <w:lang w:val="en-BR"/>
+        </w:rPr>
+      </w:pPr>
+      <w:r>
+        <w:rPr>
+          <w:lang w:val="en-BR"/>
+        </w:rPr>
+        <w:t xml:space="preserve">1.2. A corresponsabilidade aqui assumida é condição expressa para a aprovação, validade e manutenção do contrato principal, nos termos da </w:t>
       </w:r>
       <w:r>
         <w:rPr>
@@ -317,29 +437,32 @@
           <w:bCs/>
           <w:lang w:val="en-BR"/>
         </w:rPr>
-        <w:br/>
+        <w:t>CLÁUSULA 5</w:t>
+      </w:r>
+      <w:r>
+        <w:rPr>
+          <w:lang w:val="en-BR"/>
+        </w:rPr>
+        <w:t xml:space="preserve"> do referido contrato.</w:t>
       </w:r>
     </w:p>
     <w:p>
       <w:pPr>
         <w:spacing w:before="100" w:beforeAutospacing="1" w:after="100" w:afterAutospacing="1"/>
-        <w:rPr>
-          <w:lang w:val="en-BR"/>
-        </w:rPr>
-      </w:pPr>
-      <w:r>
+        <w:outlineLvl w:val="1"/>
         <w:rPr>
           <w:b/>
           <w:bCs/>
           <w:lang w:val="en-BR"/>
         </w:rPr>
-        <w:t>E-MAIL:</w:t>
-      </w:r>
-      <w:r>
-        <w:rPr>
-          <w:lang w:val="en-BR"/>
-        </w:rPr>
-        <w:t xml:space="preserve"> {{emailCorresponsavel}}</w:t>
+      </w:pPr>
+      <w:r>
+        <w:rPr>
+          <w:b/>
+          <w:bCs/>
+          <w:lang w:val="en-BR"/>
+        </w:rPr>
+        <w:t>CLÁUSULA 2 – DA CIÊNCIA E ACEITAÇÃO INTEGRAL DO CONTRATO</w:t>
       </w:r>
     </w:p>
     <w:p>
@@ -351,40 +474,296 @@
       </w:pPr>
       <w:r>
         <w:rPr>
+          <w:lang w:val="en-BR"/>
+        </w:rPr>
+        <w:lastRenderedPageBreak/>
+        <w:t>2.1. O CORRESPONSÁVEL FINANCEIRO declara, para todos os fins legais, que:</w:t>
+      </w:r>
+    </w:p>
+    <w:p>
+      <w:pPr>
+        <w:spacing w:before="100" w:beforeAutospacing="1" w:after="100" w:afterAutospacing="1"/>
+        <w:rPr>
+          <w:lang w:val="en-BR"/>
+        </w:rPr>
+      </w:pPr>
+      <w:r>
+        <w:rPr>
+          <w:lang w:val="en-BR"/>
+        </w:rPr>
+        <w:t>a) recebeu cópia integral do contrato principal e de seus anexos;</w:t>
+      </w:r>
+    </w:p>
+    <w:p>
+      <w:pPr>
+        <w:spacing w:before="100" w:beforeAutospacing="1" w:after="100" w:afterAutospacing="1"/>
+        <w:rPr>
+          <w:lang w:val="en-BR"/>
+        </w:rPr>
+      </w:pPr>
+      <w:r>
+        <w:rPr>
+          <w:lang w:val="en-BR"/>
+        </w:rPr>
+        <w:t>b) leu atentamente todas as cláusulas, condições e obrigações ali previstas;</w:t>
+      </w:r>
+    </w:p>
+    <w:p>
+      <w:pPr>
+        <w:spacing w:before="100" w:beforeAutospacing="1" w:after="100" w:afterAutospacing="1"/>
+        <w:rPr>
+          <w:lang w:val="en-BR"/>
+        </w:rPr>
+      </w:pPr>
+      <w:r>
+        <w:rPr>
+          <w:lang w:val="en-BR"/>
+        </w:rPr>
+        <w:t>c) compreende plenamente o modelo de leasing operacional adotado;</w:t>
+      </w:r>
+    </w:p>
+    <w:p>
+      <w:pPr>
+        <w:spacing w:before="100" w:beforeAutospacing="1" w:after="100" w:afterAutospacing="1"/>
+        <w:rPr>
+          <w:lang w:val="en-BR"/>
+        </w:rPr>
+      </w:pPr>
+      <w:r>
+        <w:rPr>
+          <w:lang w:val="en-BR"/>
+        </w:rPr>
+        <w:t>d) está ciente das consequências financeiras decorrentes de inadimplemento, rescisão, multa, encargos e penalidades.</w:t>
+      </w:r>
+    </w:p>
+    <w:p>
+      <w:pPr>
+        <w:spacing w:before="100" w:beforeAutospacing="1" w:after="100" w:afterAutospacing="1"/>
+        <w:rPr>
+          <w:lang w:val="en-BR"/>
+        </w:rPr>
+      </w:pPr>
+      <w:r>
+        <w:rPr>
+          <w:lang w:val="en-BR"/>
+        </w:rPr>
+        <w:t>2.2. A alegação futura de desconhecimento do conteúdo do contrato não será admitida como justificativa para afastar ou limitar a responsabilidade aqui assumida.</w:t>
+      </w:r>
+    </w:p>
+    <w:p>
+      <w:pPr>
+        <w:spacing w:before="100" w:beforeAutospacing="1" w:after="100" w:afterAutospacing="1"/>
+        <w:outlineLvl w:val="1"/>
+        <w:rPr>
           <w:b/>
           <w:bCs/>
           <w:lang w:val="en-BR"/>
         </w:rPr>
-        <w:t>TELEFONE:</w:t>
-      </w:r>
-      <w:r>
-        <w:rPr>
-          <w:lang w:val="en-BR"/>
-        </w:rPr>
-        <w:t xml:space="preserve"> {{telefoneCorresponsavel}}</w:t>
+      </w:pPr>
+      <w:r>
+        <w:rPr>
+          <w:b/>
+          <w:bCs/>
+          <w:lang w:val="en-BR"/>
+        </w:rPr>
+        <w:t>CLÁUSULA</w:t>
+      </w:r>
+      <w:r>
+        <w:rPr>
+          <w:b/>
+          <w:bCs/>
+          <w:lang w:val="en-BR"/>
+        </w:rPr>
+        <w:t xml:space="preserve"> </w:t>
+      </w:r>
+      <w:r>
+        <w:rPr>
+          <w:b/>
+          <w:bCs/>
+          <w:lang w:val="en-BR"/>
+        </w:rPr>
+        <w:t>3 – DA RESPONSABILIDADE SOLIDÁRIA</w:t>
       </w:r>
     </w:p>
     <w:p>
       <w:pPr>
         <w:spacing w:before="100" w:beforeAutospacing="1" w:after="100" w:afterAutospacing="1"/>
-        <w:outlineLvl w:val="1"/>
+        <w:rPr>
+          <w:lang w:val="en-BR"/>
+        </w:rPr>
+      </w:pPr>
+      <w:r>
+        <w:rPr>
+          <w:lang w:val="en-BR"/>
+        </w:rPr>
+        <w:t xml:space="preserve">3.1. O CORRESPONSÁVEL FINANCEIRO assume, de forma </w:t>
+      </w:r>
+      <w:r>
         <w:rPr>
           <w:b/>
           <w:bCs/>
           <w:lang w:val="en-BR"/>
         </w:rPr>
-      </w:pPr>
+        <w:t>solidária, irretratável e irrevogável</w:t>
+      </w:r>
+      <w:r>
+        <w:rPr>
+          <w:lang w:val="en-BR"/>
+        </w:rPr>
+        <w:t>, todas as obrigações financeiras decorrentes do contrato principal, incluindo, mas não se limitando a:</w:t>
+      </w:r>
     </w:p>
     <w:p>
       <w:pPr>
         <w:spacing w:before="100" w:beforeAutospacing="1" w:after="100" w:afterAutospacing="1"/>
-        <w:outlineLvl w:val="1"/>
+        <w:rPr>
+          <w:lang w:val="en-BR"/>
+        </w:rPr>
+      </w:pPr>
+      <w:r>
+        <w:rPr>
+          <w:lang w:val="en-BR"/>
+        </w:rPr>
+        <w:t>a) mensalidades contratadas;</w:t>
+      </w:r>
+    </w:p>
+    <w:p>
+      <w:pPr>
+        <w:spacing w:before="100" w:beforeAutospacing="1" w:after="100" w:afterAutospacing="1"/>
+        <w:rPr>
+          <w:lang w:val="en-BR"/>
+        </w:rPr>
+      </w:pPr>
+      <w:r>
+        <w:rPr>
+          <w:lang w:val="en-BR"/>
+        </w:rPr>
+        <w:t>b) reajustes monetários;</w:t>
+      </w:r>
+    </w:p>
+    <w:p>
+      <w:pPr>
+        <w:spacing w:before="100" w:beforeAutospacing="1" w:after="100" w:afterAutospacing="1"/>
+        <w:rPr>
+          <w:lang w:val="en-BR"/>
+        </w:rPr>
+      </w:pPr>
+      <w:r>
+        <w:rPr>
+          <w:lang w:val="en-BR"/>
+        </w:rPr>
+        <w:t>c) multas contratuais;</w:t>
+      </w:r>
+    </w:p>
+    <w:p>
+      <w:pPr>
+        <w:spacing w:before="100" w:beforeAutospacing="1" w:after="100" w:afterAutospacing="1"/>
+        <w:rPr>
+          <w:lang w:val="en-BR"/>
+        </w:rPr>
+      </w:pPr>
+      <w:r>
+        <w:rPr>
+          <w:lang w:val="en-BR"/>
+        </w:rPr>
+        <w:t>d) juros de mora;</w:t>
+      </w:r>
+    </w:p>
+    <w:p>
+      <w:pPr>
+        <w:spacing w:before="100" w:beforeAutospacing="1" w:after="100" w:afterAutospacing="1"/>
+        <w:rPr>
+          <w:lang w:val="en-BR"/>
+        </w:rPr>
+      </w:pPr>
+      <w:r>
+        <w:rPr>
+          <w:lang w:val="en-BR"/>
+        </w:rPr>
+        <w:t>e) correção monetária;</w:t>
+      </w:r>
+    </w:p>
+    <w:p>
+      <w:pPr>
+        <w:spacing w:before="100" w:beforeAutospacing="1" w:after="100" w:afterAutospacing="1"/>
+        <w:rPr>
+          <w:lang w:val="en-BR"/>
+        </w:rPr>
+      </w:pPr>
+      <w:r>
+        <w:rPr>
+          <w:lang w:val="en-BR"/>
+        </w:rPr>
+        <w:t>f) encargos decorrentes de inadimplemento;</w:t>
+      </w:r>
+    </w:p>
+    <w:p>
+      <w:pPr>
+        <w:spacing w:before="100" w:beforeAutospacing="1" w:after="100" w:afterAutospacing="1"/>
+        <w:rPr>
+          <w:lang w:val="en-BR"/>
+        </w:rPr>
+      </w:pPr>
+      <w:r>
+        <w:rPr>
+          <w:lang w:val="en-BR"/>
+        </w:rPr>
+        <w:t>g) indenizações;</w:t>
+      </w:r>
+    </w:p>
+    <w:p>
+      <w:pPr>
+        <w:spacing w:before="100" w:beforeAutospacing="1" w:after="100" w:afterAutospacing="1"/>
+        <w:rPr>
+          <w:lang w:val="en-BR"/>
+        </w:rPr>
+      </w:pPr>
+      <w:r>
+        <w:rPr>
+          <w:lang w:val="en-BR"/>
+        </w:rPr>
+        <w:t>h) despesas administrativas, extrajudiciais e judiciais.</w:t>
+      </w:r>
+    </w:p>
+    <w:p>
+      <w:pPr>
+        <w:spacing w:before="100" w:beforeAutospacing="1" w:after="100" w:afterAutospacing="1"/>
+        <w:rPr>
+          <w:lang w:val="en-BR"/>
+        </w:rPr>
+      </w:pPr>
+      <w:r>
+        <w:rPr>
+          <w:lang w:val="en-BR"/>
+        </w:rPr>
+        <w:t xml:space="preserve">3.2. A responsabilidade solidária permite à </w:t>
+      </w:r>
+      <w:r>
+        <w:rPr>
+          <w:lang w:val="en-BR"/>
+        </w:rPr>
+        <w:t>SOLARINVEST</w:t>
+      </w:r>
+      <w:r>
+        <w:rPr>
+          <w:lang w:val="en-BR"/>
+        </w:rPr>
+        <w:t xml:space="preserve"> exigir o cumprimento das obrigações financeiras </w:t>
+      </w:r>
+      <w:r>
         <w:rPr>
           <w:b/>
           <w:bCs/>
           <w:lang w:val="en-BR"/>
         </w:rPr>
-      </w:pPr>
+        <w:t>diretamente do CORRESPONSÁVEL FINANCEIRO</w:t>
+      </w:r>
+      <w:r>
+        <w:rPr>
+          <w:lang w:val="en-BR"/>
+        </w:rPr>
+        <w:t>, independentemente de prévia cobrança do CONTRATANTE.</w:t>
+      </w:r>
     </w:p>
     <w:p>
       <w:pPr>
@@ -396,21 +775,73 @@
           <w:lang w:val="en-BR"/>
         </w:rPr>
       </w:pPr>
+      <w:r>
+        <w:rPr>
+          <w:b/>
+          <w:bCs/>
+          <w:lang w:val="en-BR"/>
+        </w:rPr>
+        <w:t>CLÁUSULA 4 – DA RENÚNCIA AO BENEFÍCIO DE ORDEM</w:t>
+      </w:r>
     </w:p>
     <w:p>
       <w:pPr>
         <w:spacing w:before="100" w:beforeAutospacing="1" w:after="100" w:afterAutospacing="1"/>
-        <w:outlineLvl w:val="1"/>
+        <w:rPr>
+          <w:lang w:val="en-BR"/>
+        </w:rPr>
+      </w:pPr>
+      <w:r>
+        <w:rPr>
+          <w:lang w:val="en-BR"/>
+        </w:rPr>
+        <w:lastRenderedPageBreak/>
+        <w:t xml:space="preserve">4.1. O CORRESPONSÁVEL FINANCEIRO </w:t>
+      </w:r>
+      <w:r>
         <w:rPr>
           <w:b/>
           <w:bCs/>
           <w:lang w:val="en-BR"/>
         </w:rPr>
-      </w:pPr>
+        <w:t>renuncia expressamente ao benefício de ordem</w:t>
+      </w:r>
+      <w:r>
+        <w:rPr>
+          <w:lang w:val="en-BR"/>
+        </w:rPr>
+        <w:t>, nos termos do artigo 827 do Código Civil, concordando que poderá ser cobrado de forma imediata e direta.</w:t>
+      </w:r>
     </w:p>
     <w:p>
       <w:pPr>
         <w:spacing w:before="100" w:beforeAutospacing="1" w:after="100" w:afterAutospacing="1"/>
+        <w:rPr>
+          <w:lang w:val="en-BR"/>
+        </w:rPr>
+      </w:pPr>
+      <w:r>
+        <w:rPr>
+          <w:lang w:val="en-BR"/>
+        </w:rPr>
+        <w:t xml:space="preserve">4.2. A </w:t>
+      </w:r>
+      <w:r>
+        <w:rPr>
+          <w:lang w:val="en-BR"/>
+        </w:rPr>
+        <w:t>SOLARINVEST</w:t>
+      </w:r>
+      <w:r>
+        <w:rPr>
+          <w:lang w:val="en-BR"/>
+        </w:rPr>
+        <w:t xml:space="preserve"> não está obrigada a esgotar medidas de cobrança contra o CONTRATANTE para, somente depois, acionar o CORRESPONSÁVEL FINANCEIRO.</w:t>
+      </w:r>
+    </w:p>
+    <w:p>
+      <w:pPr>
+        <w:spacing w:before="100" w:beforeAutospacing="1" w:after="100" w:afterAutospacing="1"/>
         <w:outlineLvl w:val="1"/>
         <w:rPr>
           <w:b/>
@@ -424,8 +855,7 @@
           <w:bCs/>
           <w:lang w:val="en-BR"/>
         </w:rPr>
-        <w:lastRenderedPageBreak/>
-        <w:t>CLÁUSULA 1 – DO OBJETO DA CORRESPONSABILIDADE</w:t>
+        <w:t>CLÁUSULA 5 – DA EXTENSÃO TEMPORAL DA RESPONSABILIDADE</w:t>
       </w:r>
     </w:p>
     <w:p>
@@ -439,21 +869,82 @@
         <w:rPr>
           <w:lang w:val="en-BR"/>
         </w:rPr>
-        <w:t xml:space="preserve">1.1. O presente Termo tem por objeto a assunção, pelo CORRESPONSÁVEL FINANCEIRO, de </w:t>
-      </w:r>
-      <w:r>
+        <w:t>5.1. A corresponsabilidade financeira vigorará:</w:t>
+      </w:r>
+    </w:p>
+    <w:p>
+      <w:pPr>
+        <w:spacing w:before="100" w:beforeAutospacing="1" w:after="100" w:afterAutospacing="1"/>
+        <w:rPr>
+          <w:lang w:val="en-BR"/>
+        </w:rPr>
+      </w:pPr>
+      <w:r>
+        <w:rPr>
+          <w:lang w:val="en-BR"/>
+        </w:rPr>
+        <w:t>a) durante toda a vigência do contrato principal;</w:t>
+      </w:r>
+    </w:p>
+    <w:p>
+      <w:pPr>
+        <w:spacing w:before="100" w:beforeAutospacing="1" w:after="100" w:afterAutospacing="1"/>
+        <w:rPr>
+          <w:lang w:val="en-BR"/>
+        </w:rPr>
+      </w:pPr>
+      <w:r>
+        <w:rPr>
+          <w:lang w:val="en-BR"/>
+        </w:rPr>
+        <w:t>b) até a quitação integral de todas as obrigações financeiras dele decorrentes;</w:t>
+      </w:r>
+    </w:p>
+    <w:p>
+      <w:pPr>
+        <w:spacing w:before="100" w:beforeAutospacing="1" w:after="100" w:afterAutospacing="1"/>
+        <w:rPr>
+          <w:lang w:val="en-BR"/>
+        </w:rPr>
+      </w:pPr>
+      <w:r>
+        <w:rPr>
+          <w:lang w:val="en-BR"/>
+        </w:rPr>
+        <w:t>c) inclusive após eventual rescisão contratual, enquanto subsistirem valores pendentes.</w:t>
+      </w:r>
+    </w:p>
+    <w:p>
+      <w:pPr>
+        <w:spacing w:before="100" w:beforeAutospacing="1" w:after="100" w:afterAutospacing="1"/>
+        <w:rPr>
+          <w:lang w:val="en-BR"/>
+        </w:rPr>
+      </w:pPr>
+      <w:r>
+        <w:rPr>
+          <w:lang w:val="en-BR"/>
+        </w:rPr>
+        <w:t>5.2. A extinção do contrato principal não exonera o CORRESPONSÁVEL FINANCEIRO das obrigações financeiras já constituídas.</w:t>
+      </w:r>
+    </w:p>
+    <w:p>
+      <w:pPr>
+        <w:spacing w:before="100" w:beforeAutospacing="1" w:after="100" w:afterAutospacing="1"/>
+        <w:outlineLvl w:val="1"/>
         <w:rPr>
           <w:b/>
           <w:bCs/>
           <w:lang w:val="en-BR"/>
         </w:rPr>
-        <w:t>responsabilidade solidária</w:t>
-      </w:r>
-      <w:r>
-        <w:rPr>
-          <w:lang w:val="en-BR"/>
-        </w:rPr>
-        <w:t xml:space="preserve"> por todas as obrigações financeiras assumidas pelo CONTRATANTE no âmbito do contrato principal.</w:t>
+      </w:pPr>
+      <w:r>
+        <w:rPr>
+          <w:b/>
+          <w:bCs/>
+          <w:lang w:val="en-BR"/>
+        </w:rPr>
+        <w:t>CLÁUSULA 6 – DA COBRANÇA, NEGATIVAÇÃO E EXECUÇÃO</w:t>
       </w:r>
     </w:p>
     <w:p>
@@ -467,40 +958,236 @@
         <w:rPr>
           <w:lang w:val="en-BR"/>
         </w:rPr>
-        <w:t xml:space="preserve">1.2. A corresponsabilidade aqui assumida é condição expressa para a aprovação, validade e manutenção do contrato principal, nos termos da </w:t>
-      </w:r>
-      <w:r>
+        <w:t xml:space="preserve">6.1. O CORRESPONSÁVEL FINANCEIRO autoriza expressamente a </w:t>
+      </w:r>
+      <w:r>
+        <w:rPr>
+          <w:lang w:val="en-BR"/>
+        </w:rPr>
+        <w:t>SOLARINVEST</w:t>
+      </w:r>
+      <w:r>
+        <w:rPr>
+          <w:lang w:val="en-BR"/>
+        </w:rPr>
+        <w:t xml:space="preserve"> a:</w:t>
+      </w:r>
+    </w:p>
+    <w:p>
+      <w:pPr>
+        <w:spacing w:before="100" w:beforeAutospacing="1" w:after="100" w:afterAutospacing="1"/>
+        <w:rPr>
+          <w:lang w:val="en-BR"/>
+        </w:rPr>
+      </w:pPr>
+      <w:r>
+        <w:rPr>
+          <w:lang w:val="en-BR"/>
+        </w:rPr>
+        <w:t>a) realizar cobranças extrajudiciais;</w:t>
+      </w:r>
+    </w:p>
+    <w:p>
+      <w:pPr>
+        <w:spacing w:before="100" w:beforeAutospacing="1" w:after="100" w:afterAutospacing="1"/>
+        <w:rPr>
+          <w:lang w:val="en-BR"/>
+        </w:rPr>
+      </w:pPr>
+      <w:r>
+        <w:rPr>
+          <w:lang w:val="en-BR"/>
+        </w:rPr>
+        <w:t>b) promover protesto de títulos;</w:t>
+      </w:r>
+    </w:p>
+    <w:p>
+      <w:pPr>
+        <w:spacing w:before="100" w:beforeAutospacing="1" w:after="100" w:afterAutospacing="1"/>
+        <w:rPr>
+          <w:lang w:val="en-BR"/>
+        </w:rPr>
+      </w:pPr>
+      <w:r>
+        <w:rPr>
+          <w:lang w:val="en-BR"/>
+        </w:rPr>
+        <w:t>c) proceder à inscrição de seu nome em cadastros de inadimplentes;</w:t>
+      </w:r>
+    </w:p>
+    <w:p>
+      <w:pPr>
+        <w:spacing w:before="100" w:beforeAutospacing="1" w:after="100" w:afterAutospacing="1"/>
+        <w:rPr>
+          <w:lang w:val="en-BR"/>
+        </w:rPr>
+      </w:pPr>
+      <w:r>
+        <w:rPr>
+          <w:lang w:val="en-BR"/>
+        </w:rPr>
+        <w:t>d) ajuizar medidas judiciais de cobrança ou execução.</w:t>
+      </w:r>
+    </w:p>
+    <w:p>
+      <w:pPr>
+        <w:spacing w:before="100" w:beforeAutospacing="1" w:after="100" w:afterAutospacing="1"/>
+        <w:rPr>
+          <w:lang w:val="en-BR"/>
+        </w:rPr>
+      </w:pPr>
+      <w:r>
+        <w:rPr>
+          <w:lang w:val="en-BR"/>
+        </w:rPr>
+        <w:t xml:space="preserve">6.2. A cobrança poderá ser realizada de forma isolada ou conjunta com o CONTRATANTE, a critério exclusivo da </w:t>
+      </w:r>
+      <w:r>
+        <w:rPr>
+          <w:lang w:val="en-BR"/>
+        </w:rPr>
+        <w:t>SOLARINVEST</w:t>
+      </w:r>
+      <w:r>
+        <w:rPr>
+          <w:lang w:val="en-BR"/>
+        </w:rPr>
+        <w:t>.</w:t>
+      </w:r>
+    </w:p>
+    <w:p>
+      <w:pPr>
+        <w:spacing w:before="100" w:beforeAutospacing="1" w:after="100" w:afterAutospacing="1"/>
+        <w:outlineLvl w:val="1"/>
         <w:rPr>
           <w:b/>
           <w:bCs/>
           <w:lang w:val="en-BR"/>
         </w:rPr>
-        <w:t>CLÁUSULA 5</w:t>
-      </w:r>
-      <w:r>
-        <w:rPr>
-          <w:lang w:val="en-BR"/>
-        </w:rPr>
-        <w:t xml:space="preserve"> do referido contrato.</w:t>
+      </w:pPr>
+      <w:r>
+        <w:rPr>
+          <w:b/>
+          <w:bCs/>
+          <w:lang w:val="en-BR"/>
+        </w:rPr>
+        <w:t>CLÁUSULA 7 – DA IRREVOGABILIDADE E IRRETRATABILIDADE</w:t>
       </w:r>
     </w:p>
     <w:p>
       <w:pPr>
         <w:spacing w:before="100" w:beforeAutospacing="1" w:after="100" w:afterAutospacing="1"/>
-        <w:outlineLvl w:val="1"/>
+        <w:rPr>
+          <w:lang w:val="en-BR"/>
+        </w:rPr>
+      </w:pPr>
+      <w:r>
+        <w:rPr>
+          <w:lang w:val="en-BR"/>
+        </w:rPr>
+        <w:t xml:space="preserve">7.1. O presente Termo é celebrado em caráter </w:t>
+      </w:r>
+      <w:r>
         <w:rPr>
           <w:b/>
           <w:bCs/>
           <w:lang w:val="en-BR"/>
         </w:rPr>
-      </w:pPr>
-      <w:r>
+        <w:t>irrevogável e irretratável</w:t>
+      </w:r>
+      <w:r>
+        <w:rPr>
+          <w:lang w:val="en-BR"/>
+        </w:rPr>
+        <w:t>, não podendo ser unilateralmente revogado pelo CORRESPONSÁVEL FINANCEIRO.</w:t>
+      </w:r>
+    </w:p>
+    <w:p>
+      <w:pPr>
+        <w:spacing w:before="100" w:beforeAutospacing="1" w:after="100" w:afterAutospacing="1"/>
+        <w:rPr>
+          <w:lang w:val="en-BR"/>
+        </w:rPr>
+      </w:pPr>
+      <w:r>
+        <w:rPr>
+          <w:lang w:val="en-BR"/>
+        </w:rPr>
+        <w:t>7.2. Qualquer alteração ou substituição do CORRESPONSÁVEL FINANCEIRO somente produzirá efeitos mediante:</w:t>
+      </w:r>
+    </w:p>
+    <w:p>
+      <w:pPr>
+        <w:spacing w:before="100" w:beforeAutospacing="1" w:after="100" w:afterAutospacing="1"/>
+        <w:rPr>
+          <w:lang w:val="en-BR"/>
+        </w:rPr>
+      </w:pPr>
+      <w:r>
+        <w:rPr>
+          <w:lang w:val="en-BR"/>
+        </w:rPr>
+        <w:lastRenderedPageBreak/>
+        <w:t xml:space="preserve">a) análise e aprovação expressa da </w:t>
+      </w:r>
+      <w:r>
+        <w:rPr>
+          <w:lang w:val="en-BR"/>
+        </w:rPr>
+        <w:t>SOLARINVEST</w:t>
+      </w:r>
+      <w:r>
+        <w:rPr>
+          <w:lang w:val="en-BR"/>
+        </w:rPr>
+        <w:t>;</w:t>
+      </w:r>
+    </w:p>
+    <w:p>
+      <w:pPr>
+        <w:spacing w:before="100" w:beforeAutospacing="1" w:after="100" w:afterAutospacing="1"/>
+        <w:rPr>
+          <w:lang w:val="en-BR"/>
+        </w:rPr>
+      </w:pPr>
+      <w:r>
+        <w:rPr>
+          <w:lang w:val="en-BR"/>
+        </w:rPr>
+        <w:t>b) assinatura de novo termo;</w:t>
+      </w:r>
+    </w:p>
+    <w:p>
+      <w:pPr>
+        <w:spacing w:before="100" w:beforeAutospacing="1" w:after="100" w:afterAutospacing="1"/>
+        <w:rPr>
+          <w:lang w:val="en-BR"/>
+        </w:rPr>
+      </w:pPr>
+      <w:r>
+        <w:rPr>
+          <w:lang w:val="en-BR"/>
+        </w:rPr>
+        <w:t>c) inexistência de débitos pendentes.</w:t>
+      </w:r>
+    </w:p>
+    <w:p>
+      <w:pPr>
+        <w:spacing w:before="100" w:beforeAutospacing="1" w:after="100" w:afterAutospacing="1"/>
+        <w:outlineLvl w:val="1"/>
         <w:rPr>
           <w:b/>
           <w:bCs/>
           <w:lang w:val="en-BR"/>
         </w:rPr>
-        <w:t>CLÁUSULA 2 – DA CIÊNCIA E ACEITAÇÃO INTEGRAL DO CONTRATO</w:t>
+      </w:pPr>
+      <w:r>
+        <w:rPr>
+          <w:b/>
+          <w:bCs/>
+          <w:lang w:val="en-BR"/>
+        </w:rPr>
+        <w:t>CLÁUSULA 8 – DA INDEPENDÊNCIA DA RELAÇÃO PESSOAL</w:t>
       </w:r>
     </w:p>
     <w:p>
@@ -514,7 +1201,21 @@
         <w:rPr>
           <w:lang w:val="en-BR"/>
         </w:rPr>
-        <w:t>2.1. O CORRESPONSÁVEL FINANCEIRO declara, para todos os fins legais, que:</w:t>
+        <w:t xml:space="preserve">8.1. A responsabilidade assumida neste Termo é </w:t>
+      </w:r>
+      <w:r>
+        <w:rPr>
+          <w:b/>
+          <w:bCs/>
+          <w:lang w:val="en-BR"/>
+        </w:rPr>
+        <w:t>independente de vínculo familiar, societário, conjugal ou pessoal</w:t>
+      </w:r>
+      <w:r>
+        <w:rPr>
+          <w:lang w:val="en-BR"/>
+        </w:rPr>
+        <w:t xml:space="preserve"> entre o CORRESPONSÁVEL FINANCEIRO e o CONTRATANTE.</w:t>
       </w:r>
     </w:p>
     <w:p>
@@ -528,21 +1229,26 @@
         <w:rPr>
           <w:lang w:val="en-BR"/>
         </w:rPr>
-        <w:t>a) recebeu cópia integral do contrato principal e de seus anexos;</w:t>
+        <w:t>8.2. Eventual dissolução de vínculo pessoal não afasta nem limita as obrigações assumidas neste instrumento.</w:t>
       </w:r>
     </w:p>
     <w:p>
       <w:pPr>
         <w:spacing w:before="100" w:beforeAutospacing="1" w:after="100" w:afterAutospacing="1"/>
-        <w:rPr>
-          <w:lang w:val="en-BR"/>
-        </w:rPr>
-      </w:pPr>
-      <w:r>
-        <w:rPr>
-          <w:lang w:val="en-BR"/>
-        </w:rPr>
-        <w:t>b) leu atentamente todas as cláusulas, condições e obrigações ali previstas;</w:t>
+        <w:outlineLvl w:val="1"/>
+        <w:rPr>
+          <w:b/>
+          <w:bCs/>
+          <w:lang w:val="en-BR"/>
+        </w:rPr>
+      </w:pPr>
+      <w:r>
+        <w:rPr>
+          <w:b/>
+          <w:bCs/>
+          <w:lang w:val="en-BR"/>
+        </w:rPr>
+        <w:t>CLÁUSULA 9 – DA NATUREZA JURÍDICA</w:t>
       </w:r>
     </w:p>
     <w:p>
@@ -556,7 +1262,21 @@
         <w:rPr>
           <w:lang w:val="en-BR"/>
         </w:rPr>
-        <w:t>c) compreende plenamente o modelo de leasing operacional adotado;</w:t>
+        <w:t xml:space="preserve">9.1. O presente Termo </w:t>
+      </w:r>
+      <w:r>
+        <w:rPr>
+          <w:b/>
+          <w:bCs/>
+          <w:lang w:val="en-BR"/>
+        </w:rPr>
+        <w:t>não se confunde com fiança</w:t>
+      </w:r>
+      <w:r>
+        <w:rPr>
+          <w:lang w:val="en-BR"/>
+        </w:rPr>
+        <w:t>, não sendo aplicáveis as regras específicas deste instituto, mas sim as disposições relativas à responsabilidade solidária.</w:t>
       </w:r>
     </w:p>
     <w:p>
@@ -570,7 +1290,7 @@
         <w:rPr>
           <w:lang w:val="en-BR"/>
         </w:rPr>
-        <w:t>d) está ciente das consequências financeiras decorrentes de inadimplemento, rescisão, multa, encargos e penalidades.</w:t>
+        <w:t>9.2. O CORRESPONSÁVEL FINANCEIRO reconhece que sua obrigação possui natureza principal e autônoma no tocante às obrigações financeiras.</w:t>
       </w:r>
     </w:p>
     <w:p>
@@ -584,7 +1304,10 @@
         <w:rPr>
           <w:lang w:val="en-BR"/>
         </w:rPr>
-        <w:t>2.2. A alegação futura de desconhecimento do conteúdo do contrato não será admitida como justificativa para afastar ou limitar a responsabilidade aqui assumida.</w:t>
+        <w:t xml:space="preserve">9.3. </w:t>
+      </w:r>
+      <w:r>
+        <w:t>O CORRESPONSÁVEL FINANCEIRO obriga-se a manter seus dados cadastrais (endereço, e-mail e telefone) devidamente atualizados junto à SOLARINVEST, sob pena de serem consideradas válidas as comunicações enviadas para o último endereço informado.</w:t>
       </w:r>
     </w:p>
     <w:p>
@@ -603,7 +1326,63 @@
           <w:bCs/>
           <w:lang w:val="en-BR"/>
         </w:rPr>
-        <w:t>CLÁUSULA</w:t>
+        <w:t>CLÁUSULA 10 – DISPOSIÇÕES GERAIS</w:t>
+      </w:r>
+    </w:p>
+    <w:p>
+      <w:pPr>
+        <w:spacing w:before="100" w:beforeAutospacing="1" w:after="100" w:afterAutospacing="1"/>
+        <w:rPr>
+          <w:lang w:val="en-BR"/>
+        </w:rPr>
+      </w:pPr>
+      <w:r>
+        <w:rPr>
+          <w:lang w:val="en-BR"/>
+        </w:rPr>
+        <w:t>10.1. O presente Termo integra o contrato principal para todos os efeitos legais.</w:t>
+      </w:r>
+    </w:p>
+    <w:p>
+      <w:pPr>
+        <w:spacing w:before="100" w:beforeAutospacing="1" w:after="100" w:afterAutospacing="1"/>
+        <w:rPr>
+          <w:lang w:val="en-BR"/>
+        </w:rPr>
+      </w:pPr>
+      <w:r>
+        <w:rPr>
+          <w:lang w:val="en-BR"/>
+        </w:rPr>
+        <w:t>10.2. A nulidade de qualquer cláusula não afetará as demais disposições.</w:t>
+      </w:r>
+    </w:p>
+    <w:p>
+      <w:pPr>
+        <w:spacing w:before="100" w:beforeAutospacing="1" w:after="100" w:afterAutospacing="1"/>
+        <w:rPr>
+          <w:lang w:val="en-BR"/>
+        </w:rPr>
+      </w:pPr>
+      <w:r>
+        <w:rPr>
+          <w:lang w:val="en-BR"/>
+        </w:rPr>
+        <w:t>10.3. Este Termo é assinado eletronicamente, possuindo plena validade jurídica, nos termos da Lei nº 14.063/2020 e da Medida Provisória nº 2.200-2/2001.</w:t>
+      </w:r>
+    </w:p>
+    <w:p>
+      <w:pPr>
+        <w:spacing w:before="100" w:beforeAutospacing="1" w:after="100" w:afterAutospacing="1"/>
+        <w:rPr>
+          <w:lang w:val="en-BR"/>
+        </w:rPr>
+      </w:pPr>
+      <w:r>
+        <w:rPr>
+          <w:lang w:val="en-BR"/>
+        </w:rPr>
+        <w:t xml:space="preserve">10.4. Fica eleito o foro da comarca de </w:t>
       </w:r>
       <w:r>
         <w:rPr>
@@ -611,7 +1390,13 @@
           <w:bCs/>
           <w:lang w:val="en-BR"/>
         </w:rPr>
-        <w:t xml:space="preserve"> </w:t>
+        <w:t>{{cidade}}</w:t>
+      </w:r>
+      <w:r>
+        <w:rPr>
+          <w:lang w:val="en-BR"/>
+        </w:rPr>
+        <w:t xml:space="preserve">, Estado de </w:t>
       </w:r>
       <w:r>
         <w:rPr>
@@ -619,7 +1404,13 @@
           <w:bCs/>
           <w:lang w:val="en-BR"/>
         </w:rPr>
-        <w:t>3 – DA RESPONSABILIDADE SOLIDÁRIA</w:t>
+        <w:t>{{UF}}</w:t>
+      </w:r>
+      <w:r>
+        <w:rPr>
+          <w:lang w:val="en-BR"/>
+        </w:rPr>
+        <w:t>, para dirimir quaisquer controvérsias decorrentes deste Termo, renunciando as partes a qualquer outro, por mais privilegiado que seja.</w:t>
       </w:r>
     </w:p>
     <w:p>
@@ -629,11 +1420,28 @@
           <w:lang w:val="en-BR"/>
         </w:rPr>
       </w:pPr>
-      <w:r>
-        <w:rPr>
-          <w:lang w:val="en-BR"/>
-        </w:rPr>
-        <w:t xml:space="preserve">3.1. O CORRESPONSÁVEL FINANCEIRO assume, de forma </w:t>
+    </w:p>
+    <w:p>
+      <w:pPr>
+        <w:spacing w:before="100" w:beforeAutospacing="1" w:after="100" w:afterAutospacing="1"/>
+        <w:rPr>
+          <w:lang w:val="en-BR"/>
+        </w:rPr>
+      </w:pPr>
+    </w:p>
+    <w:p>
+      <w:pPr>
+        <w:spacing w:before="100" w:beforeAutospacing="1" w:after="100" w:afterAutospacing="1"/>
+        <w:rPr>
+          <w:lang w:val="en-BR"/>
+        </w:rPr>
+      </w:pPr>
+      <w:r>
+        <w:rPr>
+          <w:lang w:val="en-BR"/>
+        </w:rPr>
+        <w:lastRenderedPageBreak/>
+        <w:t xml:space="preserve">E, por estarem de pleno acordo, firmam o presente </w:t>
       </w:r>
       <w:r>
         <w:rPr>
@@ -641,13 +1449,13 @@
           <w:bCs/>
           <w:lang w:val="en-BR"/>
         </w:rPr>
-        <w:t>solidária, irretratável e irrevogável</w:t>
-      </w:r>
-      <w:r>
-        <w:rPr>
-          <w:lang w:val="en-BR"/>
-        </w:rPr>
-        <w:t>, todas as obrigações financeiras decorrentes do contrato principal, incluindo, mas não se limitando a:</w:t>
+        <w:t>TERMO DE CORRESPONSABILIDADE FINANCEIRA</w:t>
+      </w:r>
+      <w:r>
+        <w:rPr>
+          <w:lang w:val="en-BR"/>
+        </w:rPr>
+        <w:t>.</w:t>
       </w:r>
     </w:p>
     <w:p>
@@ -661,22 +1469,15 @@
         <w:rPr>
           <w:lang w:val="en-BR"/>
         </w:rPr>
-        <w:t>a) mensalidades contratadas;</w:t>
+        <w:t>{{cidade}}, {{dia}} de {{mes}} de {{anoContrato}}.</w:t>
       </w:r>
     </w:p>
     <w:p>
       <w:pPr>
-        <w:spacing w:before="100" w:beforeAutospacing="1" w:after="100" w:afterAutospacing="1"/>
-        <w:rPr>
-          <w:lang w:val="en-BR"/>
-        </w:rPr>
-      </w:pPr>
-      <w:r>
-        <w:rPr>
-          <w:lang w:val="en-BR"/>
-        </w:rPr>
-        <w:t>b) reajustes monetários;</w:t>
-      </w:r>
+        <w:rPr>
+          <w:lang w:val="en-BR"/>
+        </w:rPr>
+      </w:pPr>
     </w:p>
     <w:p>
       <w:pPr>
@@ -687,9 +1488,19 @@
       </w:pPr>
       <w:r>
         <w:rPr>
-          <w:lang w:val="en-BR"/>
-        </w:rPr>
-        <w:t>c) multas contratuais;</w:t>
+          <w:b/>
+          <w:bCs/>
+          <w:lang w:val="en-BR"/>
+        </w:rPr>
+        <w:t>CORRESPONSÁVEL FINANCEIRO:</w:t>
+      </w:r>
+      <w:r>
+        <w:rPr>
+          <w:b/>
+          <w:bCs/>
+          <w:lang w:val="en-BR"/>
+        </w:rPr>
+        <w:t>___________________________________________</w:t>
       </w:r>
     </w:p>
     <w:p>
@@ -703,36 +1514,22 @@
         <w:rPr>
           <w:lang w:val="en-BR"/>
         </w:rPr>
-        <w:t>d) juros de mora;</w:t>
+        <w:t>{{nomeCorresponsavel}} – CPF {{cpfCorresponsavel}}</w:t>
       </w:r>
     </w:p>
     <w:p>
       <w:pPr>
-        <w:spacing w:before="100" w:beforeAutospacing="1" w:after="100" w:afterAutospacing="1"/>
-        <w:rPr>
-          <w:lang w:val="en-BR"/>
-        </w:rPr>
-      </w:pPr>
-      <w:r>
-        <w:rPr>
-          <w:lang w:val="en-BR"/>
-        </w:rPr>
-        <w:t>e) correção monetária;</w:t>
-      </w:r>
+        <w:rPr>
+          <w:lang w:val="en-BR"/>
+        </w:rPr>
+      </w:pPr>
     </w:p>
     <w:p>
       <w:pPr>
-        <w:spacing w:before="100" w:beforeAutospacing="1" w:after="100" w:afterAutospacing="1"/>
-        <w:rPr>
-          <w:lang w:val="en-BR"/>
-        </w:rPr>
-      </w:pPr>
-      <w:r>
-        <w:rPr>
-          <w:lang w:val="en-BR"/>
-        </w:rPr>
-        <w:t>f) encargos decorrentes de inadimplemento;</w:t>
-      </w:r>
+        <w:rPr>
+          <w:lang w:val="en-BR"/>
+        </w:rPr>
+      </w:pPr>
     </w:p>
     <w:p>
       <w:pPr>
@@ -743,10 +1540,19 @@
       </w:pPr>
       <w:r>
         <w:rPr>
-          <w:lang w:val="en-BR"/>
-        </w:rPr>
-        <w:lastRenderedPageBreak/>
-        <w:t>g) indenizações;</w:t>
+          <w:b/>
+          <w:bCs/>
+          <w:lang w:val="en-BR"/>
+        </w:rPr>
+        <w:t>CONTRATANTE:</w:t>
+      </w:r>
+      <w:r>
+        <w:rPr>
+          <w:b/>
+          <w:bCs/>
+          <w:lang w:val="en-BR"/>
+        </w:rPr>
+        <w:t>____________________________________________________________</w:t>
       </w:r>
     </w:p>
     <w:p>
@@ -760,891 +1566,64 @@
         <w:rPr>
           <w:lang w:val="en-BR"/>
         </w:rPr>
-        <w:t>h) despesas administrativas, extrajudiciais e judiciais.</w:t>
+        <w:t>{{nomeCompleto}} – CPF {{cpfCnpj}}</w:t>
       </w:r>
     </w:p>
     <w:p>
       <w:pPr>
+        <w:rPr>
+          <w:lang w:val="en-BR"/>
+        </w:rPr>
+      </w:pPr>
+    </w:p>
+    <w:p>
+      <w:pPr>
+        <w:rPr>
+          <w:lang w:val="en-BR"/>
+        </w:rPr>
+      </w:pPr>
+    </w:p>
+    <w:p>
+      <w:pPr>
         <w:spacing w:before="100" w:beforeAutospacing="1" w:after="100" w:afterAutospacing="1"/>
         <w:rPr>
           <w:lang w:val="en-BR"/>
         </w:rPr>
       </w:pPr>
-      <w:r>
-        <w:rPr>
-          <w:lang w:val="en-BR"/>
-        </w:rPr>
-        <w:t xml:space="preserve">3.2. A responsabilidade solidária permite à CONTRATADA exigir o cumprimento das obrigações financeiras </w:t>
-      </w:r>
       <w:r>
         <w:rPr>
           <w:b/>
           <w:bCs/>
           <w:lang w:val="en-BR"/>
         </w:rPr>
-        <w:t>diretamente do CORRESPONSÁVEL FINANCEIRO</w:t>
-      </w:r>
-      <w:r>
-        <w:rPr>
-          <w:lang w:val="en-BR"/>
-        </w:rPr>
-        <w:t>, independentemente de prévia cobrança do CONTRATANTE.</w:t>
+        <w:t>SOLARINVEST</w:t>
+      </w:r>
+      <w:r>
+        <w:rPr>
+          <w:b/>
+          <w:bCs/>
+          <w:lang w:val="en-BR"/>
+        </w:rPr>
+        <w:t>:</w:t>
+      </w:r>
+      <w:r>
+        <w:rPr>
+          <w:b/>
+          <w:bCs/>
+          <w:lang w:val="en-BR"/>
+        </w:rPr>
+        <w:t>_____________________________________________________________</w:t>
       </w:r>
     </w:p>
     <w:p>
       <w:pPr>
         <w:spacing w:before="100" w:beforeAutospacing="1" w:after="100" w:afterAutospacing="1"/>
-        <w:outlineLvl w:val="1"/>
-        <w:rPr>
-          <w:b/>
-          <w:bCs/>
-          <w:lang w:val="en-BR"/>
-        </w:rPr>
-      </w:pPr>
-      <w:r>
-        <w:rPr>
-          <w:b/>
-          <w:bCs/>
-          <w:lang w:val="en-BR"/>
-        </w:rPr>
-        <w:t>CLÁUSULA 4 – DA RENÚNCIA AO BENEFÍCIO DE ORDEM</w:t>
-      </w:r>
-    </w:p>
-    <w:p>
-      <w:pPr>
-        <w:spacing w:before="100" w:beforeAutospacing="1" w:after="100" w:afterAutospacing="1"/>
-        <w:rPr>
-          <w:lang w:val="en-BR"/>
-        </w:rPr>
-      </w:pPr>
-      <w:r>
-        <w:rPr>
-          <w:lang w:val="en-BR"/>
-        </w:rPr>
-        <w:t xml:space="preserve">4.1. O CORRESPONSÁVEL FINANCEIRO </w:t>
-      </w:r>
-      <w:r>
-        <w:rPr>
-          <w:b/>
-          <w:bCs/>
-          <w:lang w:val="en-BR"/>
-        </w:rPr>
-        <w:t>renuncia expressamente ao benefício de ordem</w:t>
-      </w:r>
-      <w:r>
-        <w:rPr>
-          <w:lang w:val="en-BR"/>
-        </w:rPr>
-        <w:t>, nos termos do artigo 827 do Código Civil, concordando que poderá ser cobrado de forma imediata e direta.</w:t>
-      </w:r>
-    </w:p>
-    <w:p>
-      <w:pPr>
-        <w:spacing w:before="100" w:beforeAutospacing="1" w:after="100" w:afterAutospacing="1"/>
-        <w:rPr>
-          <w:lang w:val="en-BR"/>
-        </w:rPr>
-      </w:pPr>
-      <w:r>
-        <w:rPr>
-          <w:lang w:val="en-BR"/>
-        </w:rPr>
-        <w:t>4.2. A CONTRATADA não está obrigada a esgotar medidas de cobrança contra o CONTRATANTE para, somente depois, acionar o CORRESPONSÁVEL FINANCEIRO.</w:t>
-      </w:r>
-    </w:p>
-    <w:p>
-      <w:pPr>
-        <w:spacing w:before="100" w:beforeAutospacing="1" w:after="100" w:afterAutospacing="1"/>
-        <w:outlineLvl w:val="1"/>
-        <w:rPr>
-          <w:b/>
-          <w:bCs/>
-          <w:lang w:val="en-BR"/>
-        </w:rPr>
-      </w:pPr>
-      <w:r>
-        <w:rPr>
-          <w:b/>
-          <w:bCs/>
-          <w:lang w:val="en-BR"/>
-        </w:rPr>
-        <w:t>CLÁUSULA 5 – DA EXTENSÃO TEMPORAL DA RESPONSABILIDADE</w:t>
-      </w:r>
-    </w:p>
-    <w:p>
-      <w:pPr>
-        <w:spacing w:before="100" w:beforeAutospacing="1" w:after="100" w:afterAutospacing="1"/>
-        <w:rPr>
-          <w:lang w:val="en-BR"/>
-        </w:rPr>
-      </w:pPr>
-      <w:r>
-        <w:rPr>
-          <w:lang w:val="en-BR"/>
-        </w:rPr>
-        <w:t>5.1. A corresponsabilidade financeira vigorará:</w:t>
-      </w:r>
-    </w:p>
-    <w:p>
-      <w:pPr>
-        <w:spacing w:before="100" w:beforeAutospacing="1" w:after="100" w:afterAutospacing="1"/>
-        <w:rPr>
-          <w:lang w:val="en-BR"/>
-        </w:rPr>
-      </w:pPr>
-      <w:r>
-        <w:rPr>
-          <w:lang w:val="en-BR"/>
-        </w:rPr>
-        <w:t>a) durante toda a vigência do contrato principal;</w:t>
-      </w:r>
-    </w:p>
-    <w:p>
-      <w:pPr>
-        <w:spacing w:before="100" w:beforeAutospacing="1" w:after="100" w:afterAutospacing="1"/>
-        <w:rPr>
-          <w:lang w:val="en-BR"/>
-        </w:rPr>
-      </w:pPr>
-      <w:r>
-        <w:rPr>
-          <w:lang w:val="en-BR"/>
-        </w:rPr>
-        <w:t>b) até a quitação integral de todas as obrigações financeiras dele decorrentes;</w:t>
-      </w:r>
-    </w:p>
-    <w:p>
-      <w:pPr>
-        <w:spacing w:before="100" w:beforeAutospacing="1" w:after="100" w:afterAutospacing="1"/>
-        <w:rPr>
-          <w:lang w:val="en-BR"/>
-        </w:rPr>
-      </w:pPr>
-      <w:r>
-        <w:rPr>
-          <w:lang w:val="en-BR"/>
-        </w:rPr>
-        <w:t>c) inclusive após eventual rescisão contratual, enquanto subsistirem valores pendentes.</w:t>
-      </w:r>
-    </w:p>
-    <w:p>
-      <w:pPr>
-        <w:spacing w:before="100" w:beforeAutospacing="1" w:after="100" w:afterAutospacing="1"/>
-        <w:rPr>
-          <w:lang w:val="en-BR"/>
-        </w:rPr>
-      </w:pPr>
-      <w:r>
-        <w:rPr>
-          <w:lang w:val="en-BR"/>
-        </w:rPr>
-        <w:t>5.2. A extinção do contrato principal não exonera o CORRESPONSÁVEL FINANCEIRO das obrigações financeiras já constituídas.</w:t>
-      </w:r>
-    </w:p>
-    <w:p>
-      <w:pPr>
-        <w:spacing w:before="100" w:beforeAutospacing="1" w:after="100" w:afterAutospacing="1"/>
-        <w:outlineLvl w:val="1"/>
-        <w:rPr>
-          <w:b/>
-          <w:bCs/>
-          <w:lang w:val="en-BR"/>
-        </w:rPr>
-      </w:pPr>
-      <w:r>
-        <w:rPr>
-          <w:b/>
-          <w:bCs/>
-          <w:lang w:val="en-BR"/>
-        </w:rPr>
-        <w:t>CLÁUSULA 6 – DA COBRANÇA, NEGATIVAÇÃO E EXECUÇÃO</w:t>
-      </w:r>
-    </w:p>
-    <w:p>
-      <w:pPr>
-        <w:spacing w:before="100" w:beforeAutospacing="1" w:after="100" w:afterAutospacing="1"/>
-        <w:rPr>
-          <w:lang w:val="en-BR"/>
-        </w:rPr>
-      </w:pPr>
-      <w:r>
-        <w:rPr>
-          <w:lang w:val="en-BR"/>
-        </w:rPr>
-        <w:t>6.1. O CORRESPONSÁVEL FINANCEIRO autoriza expressamente a CONTRATADA a:</w:t>
-      </w:r>
-    </w:p>
-    <w:p>
-      <w:pPr>
-        <w:spacing w:before="100" w:beforeAutospacing="1" w:after="100" w:afterAutospacing="1"/>
-        <w:rPr>
-          <w:lang w:val="en-BR"/>
-        </w:rPr>
-      </w:pPr>
-      <w:r>
-        <w:rPr>
-          <w:lang w:val="en-BR"/>
-        </w:rPr>
-        <w:t>a) realizar cobranças extrajudiciais;</w:t>
-      </w:r>
-    </w:p>
-    <w:p>
-      <w:pPr>
-        <w:spacing w:before="100" w:beforeAutospacing="1" w:after="100" w:afterAutospacing="1"/>
-        <w:rPr>
-          <w:lang w:val="en-BR"/>
-        </w:rPr>
-      </w:pPr>
-      <w:r>
-        <w:rPr>
-          <w:lang w:val="en-BR"/>
-        </w:rPr>
-        <w:t>b) promover protesto de títulos;</w:t>
-      </w:r>
-    </w:p>
-    <w:p>
-      <w:pPr>
-        <w:spacing w:before="100" w:beforeAutospacing="1" w:after="100" w:afterAutospacing="1"/>
-        <w:rPr>
-          <w:lang w:val="en-BR"/>
-        </w:rPr>
-      </w:pPr>
-      <w:r>
-        <w:rPr>
-          <w:lang w:val="en-BR"/>
-        </w:rPr>
-        <w:t>c) proceder à inscrição de seu nome em cadastros de inadimplentes;</w:t>
-      </w:r>
-    </w:p>
-    <w:p>
-      <w:pPr>
-        <w:spacing w:before="100" w:beforeAutospacing="1" w:after="100" w:afterAutospacing="1"/>
-        <w:rPr>
-          <w:lang w:val="en-BR"/>
-        </w:rPr>
-      </w:pPr>
-      <w:r>
-        <w:rPr>
-          <w:lang w:val="en-BR"/>
-        </w:rPr>
-        <w:t>d) ajuizar medidas judiciais de cobrança ou execução.</w:t>
-      </w:r>
-    </w:p>
-    <w:p>
-      <w:pPr>
-        <w:spacing w:before="100" w:beforeAutospacing="1" w:after="100" w:afterAutospacing="1"/>
-        <w:rPr>
-          <w:lang w:val="en-BR"/>
-        </w:rPr>
-      </w:pPr>
-      <w:r>
-        <w:rPr>
-          <w:lang w:val="en-BR"/>
-        </w:rPr>
-        <w:lastRenderedPageBreak/>
-        <w:t>6.2. A cobrança poderá ser realizada de forma isolada ou conjunta com o CONTRATANTE, a critério exclusivo da CONTRATADA.</w:t>
-      </w:r>
-    </w:p>
-    <w:p>
-      <w:pPr>
-        <w:spacing w:before="100" w:beforeAutospacing="1" w:after="100" w:afterAutospacing="1"/>
-        <w:outlineLvl w:val="1"/>
-        <w:rPr>
-          <w:b/>
-          <w:bCs/>
-          <w:lang w:val="en-BR"/>
-        </w:rPr>
-      </w:pPr>
-      <w:r>
-        <w:rPr>
-          <w:b/>
-          <w:bCs/>
-          <w:lang w:val="en-BR"/>
-        </w:rPr>
-        <w:t>CLÁUSULA 7 – DA IRREVOGABILIDADE E IRRETRATABILIDADE</w:t>
-      </w:r>
-    </w:p>
-    <w:p>
-      <w:pPr>
-        <w:spacing w:before="100" w:beforeAutospacing="1" w:after="100" w:afterAutospacing="1"/>
-        <w:rPr>
-          <w:lang w:val="en-BR"/>
-        </w:rPr>
-      </w:pPr>
-      <w:r>
-        <w:rPr>
-          <w:lang w:val="en-BR"/>
-        </w:rPr>
-        <w:t xml:space="preserve">7.1. O presente Termo é celebrado em caráter </w:t>
-      </w:r>
-      <w:r>
-        <w:rPr>
-          <w:b/>
-          <w:bCs/>
-          <w:lang w:val="en-BR"/>
-        </w:rPr>
-        <w:t>irrevogável e irretratável</w:t>
-      </w:r>
-      <w:r>
-        <w:rPr>
-          <w:lang w:val="en-BR"/>
-        </w:rPr>
-        <w:t>, não podendo ser unilateralmente revogado pelo CORRESPONSÁVEL FINANCEIRO.</w:t>
-      </w:r>
-    </w:p>
-    <w:p>
-      <w:pPr>
-        <w:spacing w:before="100" w:beforeAutospacing="1" w:after="100" w:afterAutospacing="1"/>
-        <w:rPr>
-          <w:lang w:val="en-BR"/>
-        </w:rPr>
-      </w:pPr>
-      <w:r>
-        <w:rPr>
-          <w:lang w:val="en-BR"/>
-        </w:rPr>
-        <w:t>7.2. Qualquer alteração ou substituição do CORRESPONSÁVEL FINANCEIRO somente produzirá efeitos mediante:</w:t>
-      </w:r>
-    </w:p>
-    <w:p>
-      <w:pPr>
-        <w:spacing w:before="100" w:beforeAutospacing="1" w:after="100" w:afterAutospacing="1"/>
-        <w:rPr>
-          <w:lang w:val="en-BR"/>
-        </w:rPr>
-      </w:pPr>
-      <w:r>
-        <w:rPr>
-          <w:lang w:val="en-BR"/>
-        </w:rPr>
-        <w:t>a) análise e aprovação expressa da CONTRATADA;</w:t>
-      </w:r>
-    </w:p>
-    <w:p>
-      <w:pPr>
-        <w:spacing w:before="100" w:beforeAutospacing="1" w:after="100" w:afterAutospacing="1"/>
-        <w:rPr>
-          <w:lang w:val="en-BR"/>
-        </w:rPr>
-      </w:pPr>
-      <w:r>
-        <w:rPr>
-          <w:lang w:val="en-BR"/>
-        </w:rPr>
-        <w:t>b) assinatura de novo termo;</w:t>
-      </w:r>
-    </w:p>
-    <w:p>
-      <w:pPr>
-        <w:spacing w:before="100" w:beforeAutospacing="1" w:after="100" w:afterAutospacing="1"/>
-        <w:rPr>
-          <w:lang w:val="en-BR"/>
-        </w:rPr>
-      </w:pPr>
-      <w:r>
-        <w:rPr>
-          <w:lang w:val="en-BR"/>
-        </w:rPr>
-        <w:t>c) inexistência de débitos pendentes.</w:t>
-      </w:r>
-    </w:p>
-    <w:p>
-      <w:pPr>
-        <w:spacing w:before="100" w:beforeAutospacing="1" w:after="100" w:afterAutospacing="1"/>
-        <w:outlineLvl w:val="1"/>
-        <w:rPr>
-          <w:b/>
-          <w:bCs/>
-          <w:lang w:val="en-BR"/>
-        </w:rPr>
-      </w:pPr>
-      <w:r>
-        <w:rPr>
-          <w:b/>
-          <w:bCs/>
-          <w:lang w:val="en-BR"/>
-        </w:rPr>
-        <w:t>CLÁUSULA 8 – DA INDEPENDÊNCIA DA RELAÇÃO PESSOAL</w:t>
-      </w:r>
-    </w:p>
-    <w:p>
-      <w:pPr>
-        <w:spacing w:before="100" w:beforeAutospacing="1" w:after="100" w:afterAutospacing="1"/>
-        <w:rPr>
-          <w:lang w:val="en-BR"/>
-        </w:rPr>
-      </w:pPr>
-      <w:r>
-        <w:rPr>
-          <w:lang w:val="en-BR"/>
-        </w:rPr>
-        <w:t xml:space="preserve">8.1. A responsabilidade assumida neste Termo é </w:t>
-      </w:r>
-      <w:r>
-        <w:rPr>
-          <w:b/>
-          <w:bCs/>
-          <w:lang w:val="en-BR"/>
-        </w:rPr>
-        <w:t>independente de vínculo familiar, societário, conjugal ou pessoal</w:t>
-      </w:r>
-      <w:r>
-        <w:rPr>
-          <w:lang w:val="en-BR"/>
-        </w:rPr>
-        <w:t xml:space="preserve"> entre o CORRESPONSÁVEL FINANCEIRO e o CONTRATANTE.</w:t>
-      </w:r>
-    </w:p>
-    <w:p>
-      <w:pPr>
-        <w:spacing w:before="100" w:beforeAutospacing="1" w:after="100" w:afterAutospacing="1"/>
-        <w:rPr>
-          <w:lang w:val="en-BR"/>
-        </w:rPr>
-      </w:pPr>
-      <w:r>
-        <w:rPr>
-          <w:lang w:val="en-BR"/>
-        </w:rPr>
-        <w:t>8.2. Eventual dissolução de vínculo pessoal não afasta nem limita as obrigações assumidas neste instrumento.</w:t>
-      </w:r>
-    </w:p>
-    <w:p>
-      <w:pPr>
-        <w:spacing w:before="100" w:beforeAutospacing="1" w:after="100" w:afterAutospacing="1"/>
-        <w:outlineLvl w:val="1"/>
-        <w:rPr>
-          <w:b/>
-          <w:bCs/>
-          <w:lang w:val="en-BR"/>
-        </w:rPr>
-      </w:pPr>
-      <w:r>
-        <w:rPr>
-          <w:b/>
-          <w:bCs/>
-          <w:lang w:val="en-BR"/>
-        </w:rPr>
-        <w:t>CLÁUSULA 9 – DA NATUREZA JURÍDICA</w:t>
-      </w:r>
-    </w:p>
-    <w:p>
-      <w:pPr>
-        <w:spacing w:before="100" w:beforeAutospacing="1" w:after="100" w:afterAutospacing="1"/>
-        <w:rPr>
-          <w:lang w:val="en-BR"/>
-        </w:rPr>
-      </w:pPr>
-      <w:r>
-        <w:rPr>
-          <w:lang w:val="en-BR"/>
-        </w:rPr>
-        <w:t xml:space="preserve">9.1. O presente Termo </w:t>
-      </w:r>
-      <w:r>
-        <w:rPr>
-          <w:b/>
-          <w:bCs/>
-          <w:lang w:val="en-BR"/>
-        </w:rPr>
-        <w:t>não se confunde com fiança</w:t>
-      </w:r>
-      <w:r>
-        <w:rPr>
-          <w:lang w:val="en-BR"/>
-        </w:rPr>
-        <w:t>, não sendo aplicáveis as regras específicas deste instituto, mas sim as disposições relativas à responsabilidade solidária.</w:t>
-      </w:r>
-    </w:p>
-    <w:p>
-      <w:pPr>
-        <w:spacing w:before="100" w:beforeAutospacing="1" w:after="100" w:afterAutospacing="1"/>
-        <w:rPr>
-          <w:lang w:val="en-BR"/>
-        </w:rPr>
-      </w:pPr>
-      <w:r>
-        <w:rPr>
-          <w:lang w:val="en-BR"/>
-        </w:rPr>
-        <w:t>9.2. O CORRESPONSÁVEL FINANCEIRO reconhece que sua obrigação possui natureza principal e autônoma no tocante às obrigações financeiras.</w:t>
-      </w:r>
-    </w:p>
-    <w:p>
-      <w:pPr>
-        <w:spacing w:before="100" w:beforeAutospacing="1" w:after="100" w:afterAutospacing="1"/>
-        <w:outlineLvl w:val="1"/>
-        <w:rPr>
-          <w:b/>
-          <w:bCs/>
-          <w:lang w:val="en-BR"/>
-        </w:rPr>
-      </w:pPr>
-    </w:p>
-    <w:p>
-      <w:pPr>
-        <w:spacing w:before="100" w:beforeAutospacing="1" w:after="100" w:afterAutospacing="1"/>
-        <w:outlineLvl w:val="1"/>
-        <w:rPr>
-          <w:b/>
-          <w:bCs/>
-          <w:lang w:val="en-BR"/>
-        </w:rPr>
-      </w:pPr>
-    </w:p>
-    <w:p>
-      <w:pPr>
-        <w:spacing w:before="100" w:beforeAutospacing="1" w:after="100" w:afterAutospacing="1"/>
-        <w:outlineLvl w:val="1"/>
-        <w:rPr>
-          <w:b/>
-          <w:bCs/>
-          <w:lang w:val="en-BR"/>
-        </w:rPr>
-      </w:pPr>
-    </w:p>
-    <w:p>
-      <w:pPr>
-        <w:spacing w:before="100" w:beforeAutospacing="1" w:after="100" w:afterAutospacing="1"/>
-        <w:outlineLvl w:val="1"/>
-        <w:rPr>
-          <w:b/>
-          <w:bCs/>
-          <w:lang w:val="en-BR"/>
-        </w:rPr>
-      </w:pPr>
-    </w:p>
-    <w:p>
-      <w:pPr>
-        <w:spacing w:before="100" w:beforeAutospacing="1" w:after="100" w:afterAutospacing="1"/>
-        <w:outlineLvl w:val="1"/>
-        <w:rPr>
-          <w:b/>
-          <w:bCs/>
-          <w:lang w:val="en-BR"/>
-        </w:rPr>
-      </w:pPr>
-    </w:p>
-    <w:p>
-      <w:pPr>
-        <w:spacing w:before="100" w:beforeAutospacing="1" w:after="100" w:afterAutospacing="1"/>
-        <w:outlineLvl w:val="1"/>
-        <w:rPr>
-          <w:b/>
-          <w:bCs/>
-          <w:lang w:val="en-BR"/>
-        </w:rPr>
-      </w:pPr>
-      <w:r>
-        <w:rPr>
-          <w:b/>
-          <w:bCs/>
-          <w:lang w:val="en-BR"/>
-        </w:rPr>
-        <w:lastRenderedPageBreak/>
-        <w:t>CLÁUSULA 10 – DISPOSIÇÕES GERAIS</w:t>
-      </w:r>
-    </w:p>
-    <w:p>
-      <w:pPr>
-        <w:spacing w:before="100" w:beforeAutospacing="1" w:after="100" w:afterAutospacing="1"/>
-        <w:rPr>
-          <w:lang w:val="en-BR"/>
-        </w:rPr>
-      </w:pPr>
-      <w:r>
-        <w:rPr>
-          <w:lang w:val="en-BR"/>
-        </w:rPr>
-        <w:t>10.1. O presente Termo integra o contrato principal para todos os efeitos legais.</w:t>
-      </w:r>
-    </w:p>
-    <w:p>
-      <w:pPr>
-        <w:spacing w:before="100" w:beforeAutospacing="1" w:after="100" w:afterAutospacing="1"/>
-        <w:rPr>
-          <w:lang w:val="en-BR"/>
-        </w:rPr>
-      </w:pPr>
-      <w:r>
-        <w:rPr>
-          <w:lang w:val="en-BR"/>
-        </w:rPr>
-        <w:t>10.2. A nulidade de qualquer cláusula não afetará as demais disposições.</w:t>
-      </w:r>
-    </w:p>
-    <w:p>
-      <w:pPr>
-        <w:spacing w:before="100" w:beforeAutospacing="1" w:after="100" w:afterAutospacing="1"/>
-        <w:rPr>
-          <w:lang w:val="en-BR"/>
-        </w:rPr>
-      </w:pPr>
-      <w:r>
-        <w:rPr>
-          <w:lang w:val="en-BR"/>
-        </w:rPr>
-        <w:t>10.3. Este Termo é assinado eletronicamente, possuindo plena validade jurídica, nos termos da Lei nº 14.063/2020 e da Medida Provisória nº 2.200-2/2001.</w:t>
-      </w:r>
-    </w:p>
-    <w:p>
-      <w:pPr>
-        <w:spacing w:before="100" w:beforeAutospacing="1" w:after="100" w:afterAutospacing="1"/>
-        <w:rPr>
-          <w:lang w:val="en-BR"/>
-        </w:rPr>
-      </w:pPr>
-      <w:r>
-        <w:rPr>
-          <w:lang w:val="en-BR"/>
-        </w:rPr>
-        <w:t xml:space="preserve">10.4. Fica eleito o foro da comarca de </w:t>
-      </w:r>
-      <w:r>
-        <w:rPr>
-          <w:b/>
-          <w:bCs/>
-          <w:lang w:val="en-BR"/>
-        </w:rPr>
-        <w:t>{{cidade}}</w:t>
-      </w:r>
-      <w:r>
-        <w:rPr>
-          <w:lang w:val="en-BR"/>
-        </w:rPr>
-        <w:t xml:space="preserve">, Estado de </w:t>
-      </w:r>
-      <w:r>
-        <w:rPr>
-          <w:b/>
-          <w:bCs/>
-          <w:lang w:val="en-BR"/>
-        </w:rPr>
-        <w:t>{{UF}}</w:t>
-      </w:r>
-      <w:r>
-        <w:rPr>
-          <w:lang w:val="en-BR"/>
-        </w:rPr>
-        <w:t>, para dirimir quaisquer controvérsias decorrentes deste Termo, renunciando as partes a qualquer outro, por mais privilegiado que seja.</w:t>
-      </w:r>
-    </w:p>
-    <w:p>
-      <w:pPr>
-        <w:rPr>
-          <w:lang w:val="en-BR"/>
-        </w:rPr>
-      </w:pPr>
-    </w:p>
-    <w:p>
-      <w:pPr>
-        <w:spacing w:before="100" w:beforeAutospacing="1" w:after="100" w:afterAutospacing="1"/>
-        <w:rPr>
-          <w:lang w:val="en-BR"/>
-        </w:rPr>
-      </w:pPr>
-      <w:r>
-        <w:rPr>
-          <w:lang w:val="en-BR"/>
-        </w:rPr>
-        <w:t xml:space="preserve">E, por estarem de pleno acordo, firmam o presente </w:t>
-      </w:r>
-      <w:r>
-        <w:rPr>
-          <w:b/>
-          <w:bCs/>
-          <w:lang w:val="en-BR"/>
-        </w:rPr>
-        <w:t>TERMO DE CORRESPONSABILIDADE FINANCEIRA</w:t>
-      </w:r>
-      <w:r>
-        <w:rPr>
-          <w:lang w:val="en-BR"/>
-        </w:rPr>
-        <w:t>.</w:t>
-      </w:r>
-    </w:p>
-    <w:p>
-      <w:pPr>
-        <w:spacing w:before="100" w:beforeAutospacing="1" w:after="100" w:afterAutospacing="1"/>
-        <w:rPr>
-          <w:lang w:val="en-BR"/>
-        </w:rPr>
-      </w:pPr>
-      <w:r>
-        <w:rPr>
-          <w:lang w:val="en-BR"/>
-        </w:rPr>
-        <w:t>{{cidade}}, {{dia}} de {{mes}} de {{anoContrato}}.</w:t>
-      </w:r>
-    </w:p>
-    <w:p>
-      <w:pPr>
-        <w:rPr>
-          <w:lang w:val="en-BR"/>
-        </w:rPr>
-      </w:pPr>
-    </w:p>
-    <w:p>
-      <w:pPr>
-        <w:spacing w:before="100" w:beforeAutospacing="1" w:after="100" w:afterAutospacing="1"/>
-        <w:rPr>
-          <w:lang w:val="en-BR"/>
-        </w:rPr>
-      </w:pPr>
-      <w:r>
-        <w:rPr>
-          <w:b/>
-          <w:bCs/>
-          <w:lang w:val="en-BR"/>
-        </w:rPr>
-        <w:t>CORRESPONSÁVEL FINANCEIRO:</w:t>
-      </w:r>
-      <w:r>
-        <w:rPr>
-          <w:b/>
-          <w:bCs/>
-          <w:lang w:val="en-BR"/>
-        </w:rPr>
-        <w:t>___________________________________________</w:t>
-      </w:r>
-    </w:p>
-    <w:p>
-      <w:pPr>
-        <w:spacing w:before="100" w:beforeAutospacing="1" w:after="100" w:afterAutospacing="1"/>
-        <w:rPr>
-          <w:lang w:val="en-BR"/>
-        </w:rPr>
-      </w:pPr>
-      <w:r>
-        <w:rPr>
-          <w:lang w:val="en-BR"/>
-        </w:rPr>
-        <w:t>{{nomeCorresponsavel}} – CPF {{cpfCorresponsavel}}</w:t>
-      </w:r>
-    </w:p>
-    <w:p>
-      <w:pPr>
-        <w:rPr>
-          <w:lang w:val="en-BR"/>
-        </w:rPr>
-      </w:pPr>
-    </w:p>
-    <w:p>
-      <w:pPr>
-        <w:rPr>
-          <w:lang w:val="en-BR"/>
-        </w:rPr>
-      </w:pPr>
-    </w:p>
-    <w:p>
-      <w:pPr>
-        <w:spacing w:before="100" w:beforeAutospacing="1" w:after="100" w:afterAutospacing="1"/>
-        <w:rPr>
-          <w:lang w:val="en-BR"/>
-        </w:rPr>
-      </w:pPr>
-      <w:r>
-        <w:rPr>
-          <w:b/>
-          <w:bCs/>
-          <w:lang w:val="en-BR"/>
-        </w:rPr>
-        <w:t>CONTRATANTE:</w:t>
-      </w:r>
-      <w:r>
-        <w:rPr>
-          <w:b/>
-          <w:bCs/>
-          <w:lang w:val="en-BR"/>
-        </w:rPr>
-        <w:t>____________________________________________________________</w:t>
-      </w:r>
-    </w:p>
-    <w:p>
-      <w:pPr>
-        <w:spacing w:before="100" w:beforeAutospacing="1" w:after="100" w:afterAutospacing="1"/>
-        <w:rPr>
-          <w:lang w:val="en-BR"/>
-        </w:rPr>
-      </w:pPr>
-      <w:r>
-        <w:rPr>
-          <w:lang w:val="en-BR"/>
-        </w:rPr>
-        <w:t>{{nomeCompleto}} – CPF {{cpfCnpj}}</w:t>
-      </w:r>
-    </w:p>
-    <w:p>
-      <w:pPr>
-        <w:rPr>
-          <w:lang w:val="en-BR"/>
-        </w:rPr>
-      </w:pPr>
-    </w:p>
-    <w:p>
-      <w:pPr>
-        <w:rPr>
-          <w:lang w:val="en-BR"/>
-        </w:rPr>
-      </w:pPr>
-    </w:p>
-    <w:p>
-      <w:pPr>
-        <w:spacing w:before="100" w:beforeAutospacing="1" w:after="100" w:afterAutospacing="1"/>
-        <w:rPr>
-          <w:lang w:val="en-BR"/>
-        </w:rPr>
-      </w:pPr>
-      <w:r>
-        <w:rPr>
-          <w:b/>
-          <w:bCs/>
-          <w:lang w:val="en-BR"/>
-        </w:rPr>
-        <w:t>CONTRATADA:</w:t>
-      </w:r>
-      <w:r>
-        <w:rPr>
-          <w:b/>
-          <w:bCs/>
-          <w:lang w:val="en-BR"/>
-        </w:rPr>
-        <w:t>_____________________________________________________________</w:t>
-      </w:r>
-    </w:p>
-    <w:p>
-      <w:pPr>
-        <w:spacing w:before="100" w:beforeAutospacing="1" w:after="100" w:afterAutospacing="1"/>
-        <w:rPr>
-          <w:lang w:val="en-BR"/>
-        </w:rPr>
-      </w:pPr>
-      <w:r>
-        <w:rPr>
-          <w:lang w:val="en-BR"/>
-        </w:rPr>
-        <w:t>LEANDRO LIMA RIBEIRO FRANCA</w:t>
-      </w:r>
-      <w:r>
-        <w:rPr>
-          <w:lang w:val="en-BR"/>
-        </w:rPr>
-        <w:t>/</w:t>
-      </w:r>
-      <w:r>
-        <w:rPr>
-          <w:lang w:val="en-BR"/>
-        </w:rPr>
-        <w:t xml:space="preserve">CNPJ nº </w:t>
-      </w:r>
-      <w:r>
-        <w:rPr>
-          <w:b/>
-          <w:bCs/>
-          <w:lang w:val="en-BR"/>
-        </w:rPr>
-        <w:t>60.434.015/0001-90</w:t>
+        <w:rPr>
+          <w:lang w:val="en-BR"/>
+        </w:rPr>
+      </w:pPr>
+      <w:r>
+        <w:t>LEANDRO LIMA RIBEIRO FRANCA 60434015</w:t>
       </w:r>
     </w:p>
     <w:sectPr>
@@ -1968,7 +1947,7 @@
       <w:rPr>
         <w:noProof/>
       </w:rPr>
-      <w:pict w14:anchorId="047C4F17">
+      <w:pict w14:anchorId="611E5835">
         <v:shapetype id="_x0000_t75" coordsize="21600,21600" o:spt="75" o:preferrelative="t" path="m@4@5l@4@11@9@11@9@5xe" filled="f" stroked="f">
           <v:stroke joinstyle="miter"/>
           <v:formulas>
@@ -2334,7 +2313,7 @@
       <w:rPr>
         <w:noProof/>
       </w:rPr>
-      <w:pict w14:anchorId="4F0B2A98">
+      <w:pict w14:anchorId="68FACEAA">
         <v:shapetype id="_x0000_t75" coordsize="21600,21600" o:spt="75" o:preferrelative="t" path="m@4@5l@4@11@9@11@9@5xe" filled="f" stroked="f">
           <v:stroke joinstyle="miter"/>
           <v:formulas>
